--- a/templates/informe_via1.docx
+++ b/templates/informe_via1.docx
@@ -274,7 +274,7 @@
           <w:bCs/>
           <w:szCs w:val="20"/>
         </w:rPr>
-        <w:t>a.via</w:t>
+        <w:t>v.nombre;block=w:p+w:p+w:p</w:t>
       </w:r>
       <w:proofErr w:type="spellEnd"/>
       <w:r>
@@ -331,7 +331,7 @@
           <w:bCs/>
           <w:szCs w:val="20"/>
         </w:rPr>
-        <w:t>a.cargovia</w:t>
+        <w:t>v.cargo</w:t>
       </w:r>
       <w:proofErr w:type="spellEnd"/>
       <w:r>
